--- a/1С_Предприятие/практика 3.docx
+++ b/1С_Предприятие/практика 3.docx
@@ -848,11 +848,21 @@
       <w:r>
         <w:rPr>
           <w:rFonts w:ascii="Times New Roman" w:hAnsi="Times New Roman" w:cs="Times New Roman"/>
+          <w:b/>
           <w:i/>
           <w:sz w:val="28"/>
           <w:szCs w:val="28"/>
         </w:rPr>
-        <w:t xml:space="preserve">Дополнительно: напишите функции, которые скрывали товары, у которых </w:t>
+        <w:t>Дополнительно:</w:t>
+      </w:r>
+      <w:r>
+        <w:rPr>
+          <w:rFonts w:ascii="Times New Roman" w:hAnsi="Times New Roman" w:cs="Times New Roman"/>
+          <w:i/>
+          <w:sz w:val="28"/>
+          <w:szCs w:val="28"/>
+        </w:rPr>
+        <w:t xml:space="preserve"> напишите функции, которые скрывали товары, у которых </w:t>
       </w:r>
       <w:proofErr w:type="spellStart"/>
       <w:r>
@@ -1548,8 +1558,8 @@
         <w:tblLook w:val="04A0"/>
       </w:tblPr>
       <w:tblGrid>
-        <w:gridCol w:w="4903"/>
-        <w:gridCol w:w="4668"/>
+        <w:gridCol w:w="4905"/>
+        <w:gridCol w:w="4666"/>
       </w:tblGrid>
       <w:tr>
         <w:tc>
@@ -1657,7 +1667,7 @@
                 <v:shape id="_x0000_i1025" type="#_x0000_t75" style="width:240.45pt;height:156.9pt" o:ole="">
                   <v:imagedata r:id="rId8" o:title=""/>
                 </v:shape>
-                <o:OLEObject Type="Embed" ProgID="PBrush" ShapeID="_x0000_i1025" DrawAspect="Content" ObjectID="_1835268855" r:id="rId9"/>
+                <o:OLEObject Type="Embed" ProgID="PBrush" ShapeID="_x0000_i1025" DrawAspect="Content" ObjectID="_1835729662" r:id="rId9"/>
               </w:object>
             </w:r>
           </w:p>
